--- a/23654001_HuynhQuocHuy_Mobile_GK_MovieApp.docx
+++ b/23654001_HuynhQuocHuy_Mobile_GK_MovieApp.docx
@@ -152,7 +152,7 @@
                     </wp:anchor>
                   </w:drawing>
                 </mc:Choice>
-                <mc:Fallback xmlns:sl="http://schemas.openxmlformats.org/schemaLibrary/2006/main" xmlns:a="http://schemas.openxmlformats.org/drawingml/2006/main" xmlns:pic="http://schemas.openxmlformats.org/drawingml/2006/picture" xmlns:c="http://schemas.openxmlformats.org/drawingml/2006/chart" xmlns:lc="http://schemas.openxmlformats.org/drawingml/2006/lockedCanvas" xmlns:dgm="http://schemas.openxmlformats.org/drawingml/2006/diagram" xmlns="http://schemas.microsoft.com/office/tasks/2019/documenttasks" xmlns:cr="http://schemas.microsoft.com/office/comments/2020/reactions" xmlns:w16se="http://schemas.microsoft.com/office/word/2015/wordml/symex" xmlns:w16sdtfl="http://schemas.microsoft.com/office/word/2024/wordml/sdtformatlock" xmlns:w16sdtdh="http://schemas.microsoft.com/office/word/2020/wordml/sdtdatahash" xmlns:w16du="http://schemas.microsoft.com/office/word/2023/wordml/word16du" xmlns:w16="http://schemas.microsoft.com/office/word/2018/wordml" xmlns:w16cid="http://schemas.microsoft.com/office/word/2016/wordml/cid" xmlns:w16cex="http://schemas.microsoft.com/office/word/2018/wordml/cex" xmlns:oel="http://schemas.microsoft.com/office/2019/extlst" xmlns:am3d="http://schemas.microsoft.com/office/drawing/2017/model3d" xmlns:aink="http://schemas.microsoft.com/office/drawing/2016/ink" xmlns:cx8="http://schemas.microsoft.com/office/drawing/2016/5/14/chartex" xmlns:cx7="http://schemas.microsoft.com/office/drawing/2016/5/13/chartex" xmlns:cx6="http://schemas.microsoft.com/office/drawing/2016/5/12/chartex" xmlns:cx5="http://schemas.microsoft.com/office/drawing/2016/5/11/chartex" xmlns:cx4="http://schemas.microsoft.com/office/drawing/2016/5/10/chartex" xmlns:cx3="http://schemas.microsoft.com/office/drawing/2016/5/9/chartex" xmlns:cx2="http://schemas.microsoft.com/office/drawing/2015/10/21/chartex" xmlns:cx1="http://schemas.microsoft.com/office/drawing/2015/9/8/chartex" xmlns:cx="http://schemas.microsoft.com/office/drawing/2014/chartex">
+                <mc:Fallback xmlns:cx="http://schemas.microsoft.com/office/drawing/2014/chartex" xmlns:cx1="http://schemas.microsoft.com/office/drawing/2015/9/8/chartex" xmlns:cx2="http://schemas.microsoft.com/office/drawing/2015/10/21/chartex" xmlns:cx3="http://schemas.microsoft.com/office/drawing/2016/5/9/chartex" xmlns:cx4="http://schemas.microsoft.com/office/drawing/2016/5/10/chartex" xmlns:cx5="http://schemas.microsoft.com/office/drawing/2016/5/11/chartex" xmlns:cx6="http://schemas.microsoft.com/office/drawing/2016/5/12/chartex" xmlns:cx7="http://schemas.microsoft.com/office/drawing/2016/5/13/chartex" xmlns:cx8="http://schemas.microsoft.com/office/drawing/2016/5/14/chartex" xmlns:aink="http://schemas.microsoft.com/office/drawing/2016/ink" xmlns:am3d="http://schemas.microsoft.com/office/drawing/2017/model3d" xmlns:oel="http://schemas.microsoft.com/office/2019/extlst" xmlns:w16cex="http://schemas.microsoft.com/office/word/2018/wordml/cex" xmlns:w16cid="http://schemas.microsoft.com/office/word/2016/wordml/cid" xmlns:w16="http://schemas.microsoft.com/office/word/2018/wordml" xmlns:w16du="http://schemas.microsoft.com/office/word/2023/wordml/word16du" xmlns:w16sdtdh="http://schemas.microsoft.com/office/word/2020/wordml/sdtdatahash" xmlns:w16sdtfl="http://schemas.microsoft.com/office/word/2024/wordml/sdtformatlock" xmlns:w16se="http://schemas.microsoft.com/office/word/2015/wordml/symex" xmlns:cr="http://schemas.microsoft.com/office/comments/2020/reactions" xmlns="http://schemas.microsoft.com/office/tasks/2019/documenttasks" xmlns:dgm="http://schemas.openxmlformats.org/drawingml/2006/diagram" xmlns:lc="http://schemas.openxmlformats.org/drawingml/2006/lockedCanvas" xmlns:c="http://schemas.openxmlformats.org/drawingml/2006/chart" xmlns:pic="http://schemas.openxmlformats.org/drawingml/2006/picture" xmlns:a="http://schemas.openxmlformats.org/drawingml/2006/main" xmlns:sl="http://schemas.openxmlformats.org/schemaLibrary/2006/main">
                   <w:drawing>
                     <wp:anchor allowOverlap="1" behindDoc="0" distB="0" distT="0" distL="114300" distR="114300" hidden="0" layoutInCell="1" locked="0" relativeHeight="0" simplePos="0">
                       <wp:simplePos x="0" y="0"/>
@@ -857,16 +857,7 @@
           <w:sz w:val="26"/>
           <w:szCs w:val="26"/>
         </w:rPr>
-        <w:t xml:space="preserve"> </w:t>
-      </w:r>
-      <w:r>
-        <w:rPr>
-          <w:i/>
-          <w:color w:val="000000" w:themeColor="text1"/>
-          <w:sz w:val="26"/>
-          <w:szCs w:val="26"/>
-        </w:rPr>
-        <w:t>23654001</w:t>
+        <w:t xml:space="preserve"> 23654001</w:t>
       </w:r>
       <w:r>
         <w:rPr>
@@ -1116,7 +1107,7 @@
               </wp:anchor>
             </w:drawing>
           </mc:Choice>
-          <mc:Fallback xmlns:sl="http://schemas.openxmlformats.org/schemaLibrary/2006/main" xmlns:a="http://schemas.openxmlformats.org/drawingml/2006/main" xmlns:pic="http://schemas.openxmlformats.org/drawingml/2006/picture" xmlns:c="http://schemas.openxmlformats.org/drawingml/2006/chart" xmlns:lc="http://schemas.openxmlformats.org/drawingml/2006/lockedCanvas" xmlns:dgm="http://schemas.openxmlformats.org/drawingml/2006/diagram" xmlns="http://schemas.microsoft.com/office/tasks/2019/documenttasks" xmlns:cr="http://schemas.microsoft.com/office/comments/2020/reactions" xmlns:w16se="http://schemas.microsoft.com/office/word/2015/wordml/symex" xmlns:w16sdtfl="http://schemas.microsoft.com/office/word/2024/wordml/sdtformatlock" xmlns:w16sdtdh="http://schemas.microsoft.com/office/word/2020/wordml/sdtdatahash" xmlns:w16du="http://schemas.microsoft.com/office/word/2023/wordml/word16du" xmlns:w16="http://schemas.microsoft.com/office/word/2018/wordml" xmlns:w16cid="http://schemas.microsoft.com/office/word/2016/wordml/cid" xmlns:w16cex="http://schemas.microsoft.com/office/word/2018/wordml/cex" xmlns:oel="http://schemas.microsoft.com/office/2019/extlst" xmlns:am3d="http://schemas.microsoft.com/office/drawing/2017/model3d" xmlns:aink="http://schemas.microsoft.com/office/drawing/2016/ink" xmlns:cx8="http://schemas.microsoft.com/office/drawing/2016/5/14/chartex" xmlns:cx7="http://schemas.microsoft.com/office/drawing/2016/5/13/chartex" xmlns:cx6="http://schemas.microsoft.com/office/drawing/2016/5/12/chartex" xmlns:cx5="http://schemas.microsoft.com/office/drawing/2016/5/11/chartex" xmlns:cx4="http://schemas.microsoft.com/office/drawing/2016/5/10/chartex" xmlns:cx3="http://schemas.microsoft.com/office/drawing/2016/5/9/chartex" xmlns:cx2="http://schemas.microsoft.com/office/drawing/2015/10/21/chartex" xmlns:cx1="http://schemas.microsoft.com/office/drawing/2015/9/8/chartex" xmlns:cx="http://schemas.microsoft.com/office/drawing/2014/chartex">
+          <mc:Fallback xmlns:cx="http://schemas.microsoft.com/office/drawing/2014/chartex" xmlns:cx1="http://schemas.microsoft.com/office/drawing/2015/9/8/chartex" xmlns:cx2="http://schemas.microsoft.com/office/drawing/2015/10/21/chartex" xmlns:cx3="http://schemas.microsoft.com/office/drawing/2016/5/9/chartex" xmlns:cx4="http://schemas.microsoft.com/office/drawing/2016/5/10/chartex" xmlns:cx5="http://schemas.microsoft.com/office/drawing/2016/5/11/chartex" xmlns:cx6="http://schemas.microsoft.com/office/drawing/2016/5/12/chartex" xmlns:cx7="http://schemas.microsoft.com/office/drawing/2016/5/13/chartex" xmlns:cx8="http://schemas.microsoft.com/office/drawing/2016/5/14/chartex" xmlns:aink="http://schemas.microsoft.com/office/drawing/2016/ink" xmlns:am3d="http://schemas.microsoft.com/office/drawing/2017/model3d" xmlns:oel="http://schemas.microsoft.com/office/2019/extlst" xmlns:w16cex="http://schemas.microsoft.com/office/word/2018/wordml/cex" xmlns:w16cid="http://schemas.microsoft.com/office/word/2016/wordml/cid" xmlns:w16="http://schemas.microsoft.com/office/word/2018/wordml" xmlns:w16du="http://schemas.microsoft.com/office/word/2023/wordml/word16du" xmlns:w16sdtdh="http://schemas.microsoft.com/office/word/2020/wordml/sdtdatahash" xmlns:w16sdtfl="http://schemas.microsoft.com/office/word/2024/wordml/sdtformatlock" xmlns:w16se="http://schemas.microsoft.com/office/word/2015/wordml/symex" xmlns:cr="http://schemas.microsoft.com/office/comments/2020/reactions" xmlns="http://schemas.microsoft.com/office/tasks/2019/documenttasks" xmlns:dgm="http://schemas.openxmlformats.org/drawingml/2006/diagram" xmlns:lc="http://schemas.openxmlformats.org/drawingml/2006/lockedCanvas" xmlns:c="http://schemas.openxmlformats.org/drawingml/2006/chart" xmlns:pic="http://schemas.openxmlformats.org/drawingml/2006/picture" xmlns:a="http://schemas.openxmlformats.org/drawingml/2006/main" xmlns:sl="http://schemas.openxmlformats.org/schemaLibrary/2006/main">
             <w:drawing>
               <wp:anchor allowOverlap="1" behindDoc="0" distB="0" distT="0" distL="114300" distR="114300" hidden="0" layoutInCell="1" locked="0" relativeHeight="0" simplePos="0">
                 <wp:simplePos x="0" y="0"/>
@@ -2606,8 +2597,8 @@
           <w:szCs w:val="26"/>
         </w:rPr>
         <w:drawing>
-          <wp:inline distT="0" distB="0" distL="0" distR="0" wp14:anchorId="155DB5E1" wp14:editId="47173368">
-            <wp:extent cx="2810267" cy="1667108"/>
+          <wp:inline distT="0" distB="0" distL="0" distR="0" wp14:anchorId="063D2A29" wp14:editId="73872408">
+            <wp:extent cx="2953162" cy="1457528"/>
             <wp:effectExtent l="0" t="0" r="0" b="9525"/>
             <wp:docPr id="1" name="Picture 1"/>
             <wp:cNvGraphicFramePr>
@@ -2629,7 +2620,7 @@
                   <pic:spPr>
                     <a:xfrm>
                       <a:off x="0" y="0"/>
-                      <a:ext cx="2810267" cy="1667108"/>
+                      <a:ext cx="2953162" cy="1457528"/>
                     </a:xfrm>
                     <a:prstGeom prst="rect">
                       <a:avLst/>
@@ -2641,6 +2632,8 @@
           </wp:inline>
         </w:drawing>
       </w:r>
+      <w:bookmarkStart w:id="0" w:name="_GoBack"/>
+      <w:bookmarkEnd w:id="0"/>
     </w:p>
     <w:p>
       <w:pPr>
@@ -2883,9 +2876,11 @@
       </w:pPr>
       <w:r>
         <w:rPr>
-          <w:color w:val="000000" w:themeColor="text1"/>
-          <w:sz w:val="26"/>
-          <w:szCs w:val="26"/>
+          <w:noProof/>
+          <w:color w:val="000000" w:themeColor="text1"/>
+          <w:sz w:val="26"/>
+          <w:szCs w:val="26"/>
+          <w:lang w:val="en-US"/>
         </w:rPr>
         <w:drawing>
           <wp:inline distT="0" distB="0" distL="0" distR="0" wp14:anchorId="6620E4AD" wp14:editId="16F1BE0E">
@@ -3016,15 +3011,7 @@
           <w:sz w:val="26"/>
           <w:szCs w:val="26"/>
         </w:rPr>
-        <w:t xml:space="preserve">: </w:t>
-      </w:r>
-      <w:r>
-        <w:rPr>
-          <w:color w:val="000000" w:themeColor="text1"/>
-          <w:sz w:val="26"/>
-          <w:szCs w:val="26"/>
-        </w:rPr>
-        <w:t>"Movie App".</w:t>
+        <w:t>: "Movie App".</w:t>
       </w:r>
     </w:p>
     <w:p>
@@ -3055,9 +3042,11 @@
       </w:pPr>
       <w:r>
         <w:rPr>
-          <w:color w:val="000000" w:themeColor="text1"/>
-          <w:sz w:val="26"/>
-          <w:szCs w:val="26"/>
+          <w:noProof/>
+          <w:color w:val="000000" w:themeColor="text1"/>
+          <w:sz w:val="26"/>
+          <w:szCs w:val="26"/>
+          <w:lang w:val="en-US"/>
         </w:rPr>
         <w:drawing>
           <wp:inline distT="0" distB="0" distL="0" distR="0" wp14:anchorId="6B87A824" wp14:editId="4E4A4D23">
@@ -3776,9 +3765,11 @@
       </w:pPr>
       <w:r>
         <w:rPr>
-          <w:color w:val="000000" w:themeColor="text1"/>
-          <w:sz w:val="26"/>
-          <w:szCs w:val="26"/>
+          <w:noProof/>
+          <w:color w:val="000000" w:themeColor="text1"/>
+          <w:sz w:val="26"/>
+          <w:szCs w:val="26"/>
+          <w:lang w:val="en-US"/>
         </w:rPr>
         <w:lastRenderedPageBreak/>
         <w:drawing>
@@ -3987,9 +3978,11 @@
       </w:pPr>
       <w:r>
         <w:rPr>
-          <w:color w:val="000000" w:themeColor="text1"/>
-          <w:sz w:val="26"/>
-          <w:szCs w:val="26"/>
+          <w:noProof/>
+          <w:color w:val="000000" w:themeColor="text1"/>
+          <w:sz w:val="26"/>
+          <w:szCs w:val="26"/>
+          <w:lang w:val="en-US"/>
         </w:rPr>
         <w:drawing>
           <wp:inline distT="0" distB="0" distL="0" distR="0" wp14:anchorId="13AA9044" wp14:editId="116D2C2A">
@@ -4093,15 +4086,7 @@
           <w:sz w:val="26"/>
           <w:szCs w:val="26"/>
         </w:rPr>
-        <w:t>d</w:t>
-      </w:r>
-      <w:r>
-        <w:rPr>
-          <w:color w:val="000000" w:themeColor="text1"/>
-          <w:sz w:val="26"/>
-          <w:szCs w:val="26"/>
-        </w:rPr>
-        <w:t>ữ</w:t>
+        <w:t>dữ</w:t>
       </w:r>
       <w:proofErr w:type="spellEnd"/>
       <w:r>
@@ -4214,9 +4199,11 @@
       </w:pPr>
       <w:r>
         <w:rPr>
-          <w:color w:val="000000" w:themeColor="text1"/>
-          <w:sz w:val="26"/>
-          <w:szCs w:val="26"/>
+          <w:noProof/>
+          <w:color w:val="000000" w:themeColor="text1"/>
+          <w:sz w:val="26"/>
+          <w:szCs w:val="26"/>
+          <w:lang w:val="en-US"/>
         </w:rPr>
         <w:drawing>
           <wp:inline distT="0" distB="0" distL="0" distR="0" wp14:anchorId="66975189" wp14:editId="561FDA26">
@@ -4790,16 +4777,7 @@
           <w:sz w:val="26"/>
           <w:szCs w:val="26"/>
         </w:rPr>
-        <w:t>movi</w:t>
-      </w:r>
-      <w:r>
-        <w:rPr>
-          <w:rFonts w:ascii="Consolas" w:hAnsi="Consolas"/>
-          <w:color w:val="000000" w:themeColor="text1"/>
-          <w:sz w:val="26"/>
-          <w:szCs w:val="26"/>
-        </w:rPr>
-        <w:t>e: Movie</w:t>
+        <w:t>movie: Movie</w:t>
       </w:r>
       <w:r>
         <w:rPr>
@@ -4912,9 +4890,11 @@
       </w:pPr>
       <w:r>
         <w:rPr>
-          <w:color w:val="000000" w:themeColor="text1"/>
-          <w:sz w:val="26"/>
-          <w:szCs w:val="26"/>
+          <w:noProof/>
+          <w:color w:val="000000" w:themeColor="text1"/>
+          <w:sz w:val="26"/>
+          <w:szCs w:val="26"/>
+          <w:lang w:val="en-US"/>
         </w:rPr>
         <w:drawing>
           <wp:inline distT="0" distB="0" distL="0" distR="0" wp14:anchorId="39911346" wp14:editId="22EAB5A4">
@@ -5412,15 +5392,7 @@
           <w:sz w:val="26"/>
           <w:szCs w:val="26"/>
         </w:rPr>
-        <w:t xml:space="preserve"> ✅/❌</w:t>
-      </w:r>
-      <w:r>
-        <w:rPr>
-          <w:color w:val="000000" w:themeColor="text1"/>
-          <w:sz w:val="26"/>
-          <w:szCs w:val="26"/>
-        </w:rPr>
-        <w:t>.</w:t>
+        <w:t xml:space="preserve"> ✅/❌.</w:t>
       </w:r>
     </w:p>
     <w:p>
@@ -5443,9 +5415,11 @@
       </w:pPr>
       <w:r>
         <w:rPr>
-          <w:color w:val="000000" w:themeColor="text1"/>
-          <w:sz w:val="26"/>
-          <w:szCs w:val="26"/>
+          <w:noProof/>
+          <w:color w:val="000000" w:themeColor="text1"/>
+          <w:sz w:val="26"/>
+          <w:szCs w:val="26"/>
+          <w:lang w:val="en-US"/>
         </w:rPr>
         <w:drawing>
           <wp:inline distT="0" distB="0" distL="0" distR="0" wp14:anchorId="64979D04" wp14:editId="30B3A8E2">
@@ -5782,9 +5756,11 @@
       </w:pPr>
       <w:r>
         <w:rPr>
-          <w:color w:val="000000" w:themeColor="text1"/>
-          <w:sz w:val="26"/>
-          <w:szCs w:val="26"/>
+          <w:noProof/>
+          <w:color w:val="000000" w:themeColor="text1"/>
+          <w:sz w:val="26"/>
+          <w:szCs w:val="26"/>
+          <w:lang w:val="en-US"/>
         </w:rPr>
         <w:drawing>
           <wp:inline distT="0" distB="0" distL="0" distR="0" wp14:anchorId="3AE5D020" wp14:editId="1D6E3804">
@@ -5843,9 +5819,11 @@
       </w:pPr>
       <w:r>
         <w:rPr>
-          <w:color w:val="000000" w:themeColor="text1"/>
-          <w:sz w:val="26"/>
-          <w:szCs w:val="26"/>
+          <w:noProof/>
+          <w:color w:val="000000" w:themeColor="text1"/>
+          <w:sz w:val="26"/>
+          <w:szCs w:val="26"/>
+          <w:lang w:val="en-US"/>
         </w:rPr>
         <w:drawing>
           <wp:inline distT="0" distB="0" distL="0" distR="0" wp14:anchorId="38713FA0" wp14:editId="6BA2B457">
@@ -6062,9 +6040,11 @@
       </w:pPr>
       <w:r>
         <w:rPr>
-          <w:color w:val="000000" w:themeColor="text1"/>
-          <w:sz w:val="26"/>
-          <w:szCs w:val="26"/>
+          <w:noProof/>
+          <w:color w:val="000000" w:themeColor="text1"/>
+          <w:sz w:val="26"/>
+          <w:szCs w:val="26"/>
+          <w:lang w:val="en-US"/>
         </w:rPr>
         <w:drawing>
           <wp:inline distT="0" distB="0" distL="0" distR="0" wp14:anchorId="09874868" wp14:editId="25F16E43">
@@ -6972,9 +6952,11 @@
       </w:pPr>
       <w:r>
         <w:rPr>
-          <w:color w:val="000000" w:themeColor="text1"/>
-          <w:sz w:val="26"/>
-          <w:szCs w:val="26"/>
+          <w:noProof/>
+          <w:color w:val="000000" w:themeColor="text1"/>
+          <w:sz w:val="26"/>
+          <w:szCs w:val="26"/>
+          <w:lang w:val="en-US"/>
         </w:rPr>
         <w:lastRenderedPageBreak/>
         <w:drawing>
@@ -7510,9 +7492,11 @@
       <w:r>
         <w:rPr>
           <w:b/>
-          <w:color w:val="000000" w:themeColor="text1"/>
-          <w:sz w:val="26"/>
-          <w:szCs w:val="26"/>
+          <w:noProof/>
+          <w:color w:val="000000" w:themeColor="text1"/>
+          <w:sz w:val="26"/>
+          <w:szCs w:val="26"/>
+          <w:lang w:val="en-US"/>
         </w:rPr>
         <w:drawing>
           <wp:inline distT="0" distB="0" distL="0" distR="0" wp14:anchorId="4A1AE78D" wp14:editId="0531E458">
@@ -7573,9 +7557,11 @@
       <w:r>
         <w:rPr>
           <w:b/>
-          <w:color w:val="000000" w:themeColor="text1"/>
-          <w:sz w:val="26"/>
-          <w:szCs w:val="26"/>
+          <w:noProof/>
+          <w:color w:val="000000" w:themeColor="text1"/>
+          <w:sz w:val="26"/>
+          <w:szCs w:val="26"/>
+          <w:lang w:val="en-US"/>
         </w:rPr>
         <w:drawing>
           <wp:inline distT="0" distB="0" distL="0" distR="0" wp14:anchorId="4A8F37F2" wp14:editId="73622E2E">
@@ -7636,9 +7622,11 @@
       <w:r>
         <w:rPr>
           <w:b/>
-          <w:color w:val="000000" w:themeColor="text1"/>
-          <w:sz w:val="26"/>
-          <w:szCs w:val="26"/>
+          <w:noProof/>
+          <w:color w:val="000000" w:themeColor="text1"/>
+          <w:sz w:val="26"/>
+          <w:szCs w:val="26"/>
+          <w:lang w:val="en-US"/>
         </w:rPr>
         <w:lastRenderedPageBreak/>
         <w:drawing>
@@ -7989,9 +7977,11 @@
       </w:pPr>
       <w:r>
         <w:rPr>
-          <w:color w:val="000000" w:themeColor="text1"/>
-          <w:sz w:val="26"/>
-          <w:szCs w:val="26"/>
+          <w:noProof/>
+          <w:color w:val="000000" w:themeColor="text1"/>
+          <w:sz w:val="26"/>
+          <w:szCs w:val="26"/>
+          <w:lang w:val="en-US"/>
         </w:rPr>
         <w:drawing>
           <wp:inline distT="0" distB="0" distL="0" distR="0" wp14:anchorId="5252294A" wp14:editId="3506E04A">
@@ -8446,9 +8436,11 @@
       </w:pPr>
       <w:r>
         <w:rPr>
-          <w:color w:val="000000" w:themeColor="text1"/>
-          <w:sz w:val="26"/>
-          <w:szCs w:val="26"/>
+          <w:noProof/>
+          <w:color w:val="000000" w:themeColor="text1"/>
+          <w:sz w:val="26"/>
+          <w:szCs w:val="26"/>
+          <w:lang w:val="en-US"/>
         </w:rPr>
         <w:drawing>
           <wp:inline distT="0" distB="0" distL="0" distR="0" wp14:anchorId="2E82C916" wp14:editId="6A691327">
@@ -8743,9 +8735,11 @@
       </w:pPr>
       <w:r>
         <w:rPr>
-          <w:color w:val="000000" w:themeColor="text1"/>
-          <w:sz w:val="26"/>
-          <w:szCs w:val="26"/>
+          <w:noProof/>
+          <w:color w:val="000000" w:themeColor="text1"/>
+          <w:sz w:val="26"/>
+          <w:szCs w:val="26"/>
+          <w:lang w:val="en-US"/>
         </w:rPr>
         <w:lastRenderedPageBreak/>
         <w:drawing>
@@ -8849,15 +8843,7 @@
           <w:sz w:val="26"/>
           <w:szCs w:val="26"/>
         </w:rPr>
-        <w:t>c</w:t>
-      </w:r>
-      <w:r>
-        <w:rPr>
-          <w:color w:val="000000" w:themeColor="text1"/>
-          <w:sz w:val="26"/>
-          <w:szCs w:val="26"/>
-        </w:rPr>
-        <w:t>ho</w:t>
+        <w:t>cho</w:t>
       </w:r>
       <w:proofErr w:type="spellEnd"/>
       <w:r>
@@ -9200,9 +9186,11 @@
       </w:pPr>
       <w:r>
         <w:rPr>
-          <w:color w:val="000000" w:themeColor="text1"/>
-          <w:sz w:val="26"/>
-          <w:szCs w:val="26"/>
+          <w:noProof/>
+          <w:color w:val="000000" w:themeColor="text1"/>
+          <w:sz w:val="26"/>
+          <w:szCs w:val="26"/>
+          <w:lang w:val="en-US"/>
         </w:rPr>
         <w:lastRenderedPageBreak/>
         <w:drawing>
@@ -9755,9 +9743,11 @@
       </w:pPr>
       <w:r>
         <w:rPr>
-          <w:color w:val="000000" w:themeColor="text1"/>
-          <w:sz w:val="26"/>
-          <w:szCs w:val="26"/>
+          <w:noProof/>
+          <w:color w:val="000000" w:themeColor="text1"/>
+          <w:sz w:val="26"/>
+          <w:szCs w:val="26"/>
+          <w:lang w:val="en-US"/>
         </w:rPr>
         <w:lastRenderedPageBreak/>
         <w:drawing>
@@ -9796,8 +9786,6 @@
           </wp:inline>
         </w:drawing>
       </w:r>
-      <w:bookmarkStart w:id="0" w:name="_GoBack"/>
-      <w:bookmarkEnd w:id="0"/>
     </w:p>
     <w:p>
       <w:pPr>
@@ -9827,15 +9815,7 @@
           <w:sz w:val="26"/>
           <w:szCs w:val="26"/>
         </w:rPr>
-        <w:t>(CLO3 –</w:t>
-      </w:r>
-      <w:r>
-        <w:rPr>
-          <w:color w:val="000000" w:themeColor="text1"/>
-          <w:sz w:val="26"/>
-          <w:szCs w:val="26"/>
-        </w:rPr>
-        <w:t xml:space="preserve"> 1đ) Refresh </w:t>
+        <w:t xml:space="preserve">(CLO3 – 1đ) Refresh </w:t>
       </w:r>
       <w:proofErr w:type="spellStart"/>
       <w:r>
@@ -10090,9 +10070,11 @@
       </w:pPr>
       <w:r>
         <w:rPr>
-          <w:color w:val="000000" w:themeColor="text1"/>
-          <w:sz w:val="26"/>
-          <w:szCs w:val="26"/>
+          <w:noProof/>
+          <w:color w:val="000000" w:themeColor="text1"/>
+          <w:sz w:val="26"/>
+          <w:szCs w:val="26"/>
+          <w:lang w:val="en-US"/>
         </w:rPr>
         <w:drawing>
           <wp:inline distT="0" distB="0" distL="0" distR="0" wp14:anchorId="79A9CD02" wp14:editId="022AC230">
@@ -10462,9 +10444,11 @@
       </w:pPr>
       <w:r>
         <w:rPr>
-          <w:color w:val="000000" w:themeColor="text1"/>
-          <w:sz w:val="26"/>
-          <w:szCs w:val="26"/>
+          <w:noProof/>
+          <w:color w:val="000000" w:themeColor="text1"/>
+          <w:sz w:val="26"/>
+          <w:szCs w:val="26"/>
+          <w:lang w:val="en-US"/>
         </w:rPr>
         <w:drawing>
           <wp:inline distT="0" distB="0" distL="0" distR="0" wp14:anchorId="35234C66" wp14:editId="2636C138">
@@ -11977,16 +11961,7 @@
           <w:sz w:val="26"/>
           <w:szCs w:val="26"/>
         </w:rPr>
-        <w:t>khôn</w:t>
-      </w:r>
-      <w:r>
-        <w:rPr>
-          <w:i/>
-          <w:color w:val="000000" w:themeColor="text1"/>
-          <w:sz w:val="26"/>
-          <w:szCs w:val="26"/>
-        </w:rPr>
-        <w:t>g</w:t>
+        <w:t>không</w:t>
       </w:r>
       <w:proofErr w:type="spellEnd"/>
       <w:r>
@@ -13289,7 +13264,7 @@
                     </wp:anchor>
                   </w:drawing>
                 </mc:Choice>
-                <mc:Fallback xmlns:sl="http://schemas.openxmlformats.org/schemaLibrary/2006/main" xmlns:a="http://schemas.openxmlformats.org/drawingml/2006/main" xmlns:pic="http://schemas.openxmlformats.org/drawingml/2006/picture" xmlns:c="http://schemas.openxmlformats.org/drawingml/2006/chart" xmlns:lc="http://schemas.openxmlformats.org/drawingml/2006/lockedCanvas" xmlns:dgm="http://schemas.openxmlformats.org/drawingml/2006/diagram" xmlns="http://schemas.microsoft.com/office/tasks/2019/documenttasks" xmlns:cr="http://schemas.microsoft.com/office/comments/2020/reactions" xmlns:w16se="http://schemas.microsoft.com/office/word/2015/wordml/symex" xmlns:w16sdtfl="http://schemas.microsoft.com/office/word/2024/wordml/sdtformatlock" xmlns:w16sdtdh="http://schemas.microsoft.com/office/word/2020/wordml/sdtdatahash" xmlns:w16du="http://schemas.microsoft.com/office/word/2023/wordml/word16du" xmlns:w16="http://schemas.microsoft.com/office/word/2018/wordml" xmlns:w16cid="http://schemas.microsoft.com/office/word/2016/wordml/cid" xmlns:w16cex="http://schemas.microsoft.com/office/word/2018/wordml/cex" xmlns:oel="http://schemas.microsoft.com/office/2019/extlst" xmlns:am3d="http://schemas.microsoft.com/office/drawing/2017/model3d" xmlns:aink="http://schemas.microsoft.com/office/drawing/2016/ink" xmlns:cx8="http://schemas.microsoft.com/office/drawing/2016/5/14/chartex" xmlns:cx7="http://schemas.microsoft.com/office/drawing/2016/5/13/chartex" xmlns:cx6="http://schemas.microsoft.com/office/drawing/2016/5/12/chartex" xmlns:cx5="http://schemas.microsoft.com/office/drawing/2016/5/11/chartex" xmlns:cx4="http://schemas.microsoft.com/office/drawing/2016/5/10/chartex" xmlns:cx3="http://schemas.microsoft.com/office/drawing/2016/5/9/chartex" xmlns:cx2="http://schemas.microsoft.com/office/drawing/2015/10/21/chartex" xmlns:cx1="http://schemas.microsoft.com/office/drawing/2015/9/8/chartex" xmlns:cx="http://schemas.microsoft.com/office/drawing/2014/chartex">
+                <mc:Fallback xmlns:cx="http://schemas.microsoft.com/office/drawing/2014/chartex" xmlns:cx1="http://schemas.microsoft.com/office/drawing/2015/9/8/chartex" xmlns:cx2="http://schemas.microsoft.com/office/drawing/2015/10/21/chartex" xmlns:cx3="http://schemas.microsoft.com/office/drawing/2016/5/9/chartex" xmlns:cx4="http://schemas.microsoft.com/office/drawing/2016/5/10/chartex" xmlns:cx5="http://schemas.microsoft.com/office/drawing/2016/5/11/chartex" xmlns:cx6="http://schemas.microsoft.com/office/drawing/2016/5/12/chartex" xmlns:cx7="http://schemas.microsoft.com/office/drawing/2016/5/13/chartex" xmlns:cx8="http://schemas.microsoft.com/office/drawing/2016/5/14/chartex" xmlns:aink="http://schemas.microsoft.com/office/drawing/2016/ink" xmlns:am3d="http://schemas.microsoft.com/office/drawing/2017/model3d" xmlns:oel="http://schemas.microsoft.com/office/2019/extlst" xmlns:w16cex="http://schemas.microsoft.com/office/word/2018/wordml/cex" xmlns:w16cid="http://schemas.microsoft.com/office/word/2016/wordml/cid" xmlns:w16="http://schemas.microsoft.com/office/word/2018/wordml" xmlns:w16du="http://schemas.microsoft.com/office/word/2023/wordml/word16du" xmlns:w16sdtdh="http://schemas.microsoft.com/office/word/2020/wordml/sdtdatahash" xmlns:w16sdtfl="http://schemas.microsoft.com/office/word/2024/wordml/sdtformatlock" xmlns:w16se="http://schemas.microsoft.com/office/word/2015/wordml/symex" xmlns:cr="http://schemas.microsoft.com/office/comments/2020/reactions" xmlns="http://schemas.microsoft.com/office/tasks/2019/documenttasks" xmlns:dgm="http://schemas.openxmlformats.org/drawingml/2006/diagram" xmlns:lc="http://schemas.openxmlformats.org/drawingml/2006/lockedCanvas" xmlns:c="http://schemas.openxmlformats.org/drawingml/2006/chart" xmlns:pic="http://schemas.openxmlformats.org/drawingml/2006/picture" xmlns:a="http://schemas.openxmlformats.org/drawingml/2006/main" xmlns:sl="http://schemas.openxmlformats.org/schemaLibrary/2006/main">
                   <w:drawing>
                     <wp:anchor allowOverlap="1" behindDoc="0" distB="0" distT="0" distL="114300" distR="114300" hidden="0" layoutInCell="1" locked="0" relativeHeight="0" simplePos="0">
                       <wp:simplePos x="0" y="0"/>
@@ -14128,7 +14103,7 @@
               </wp:anchor>
             </w:drawing>
           </mc:Choice>
-          <mc:Fallback xmlns:sl="http://schemas.openxmlformats.org/schemaLibrary/2006/main" xmlns:a="http://schemas.openxmlformats.org/drawingml/2006/main" xmlns:pic="http://schemas.openxmlformats.org/drawingml/2006/picture" xmlns:c="http://schemas.openxmlformats.org/drawingml/2006/chart" xmlns:lc="http://schemas.openxmlformats.org/drawingml/2006/lockedCanvas" xmlns:dgm="http://schemas.openxmlformats.org/drawingml/2006/diagram" xmlns="http://schemas.microsoft.com/office/tasks/2019/documenttasks" xmlns:cr="http://schemas.microsoft.com/office/comments/2020/reactions" xmlns:w16se="http://schemas.microsoft.com/office/word/2015/wordml/symex" xmlns:w16sdtfl="http://schemas.microsoft.com/office/word/2024/wordml/sdtformatlock" xmlns:w16sdtdh="http://schemas.microsoft.com/office/word/2020/wordml/sdtdatahash" xmlns:w16du="http://schemas.microsoft.com/office/word/2023/wordml/word16du" xmlns:w16="http://schemas.microsoft.com/office/word/2018/wordml" xmlns:w16cid="http://schemas.microsoft.com/office/word/2016/wordml/cid" xmlns:w16cex="http://schemas.microsoft.com/office/word/2018/wordml/cex" xmlns:oel="http://schemas.microsoft.com/office/2019/extlst" xmlns:am3d="http://schemas.microsoft.com/office/drawing/2017/model3d" xmlns:aink="http://schemas.microsoft.com/office/drawing/2016/ink" xmlns:cx8="http://schemas.microsoft.com/office/drawing/2016/5/14/chartex" xmlns:cx7="http://schemas.microsoft.com/office/drawing/2016/5/13/chartex" xmlns:cx6="http://schemas.microsoft.com/office/drawing/2016/5/12/chartex" xmlns:cx5="http://schemas.microsoft.com/office/drawing/2016/5/11/chartex" xmlns:cx4="http://schemas.microsoft.com/office/drawing/2016/5/10/chartex" xmlns:cx3="http://schemas.microsoft.com/office/drawing/2016/5/9/chartex" xmlns:cx2="http://schemas.microsoft.com/office/drawing/2015/10/21/chartex" xmlns:cx1="http://schemas.microsoft.com/office/drawing/2015/9/8/chartex" xmlns:cx="http://schemas.microsoft.com/office/drawing/2014/chartex">
+          <mc:Fallback xmlns:cx="http://schemas.microsoft.com/office/drawing/2014/chartex" xmlns:cx1="http://schemas.microsoft.com/office/drawing/2015/9/8/chartex" xmlns:cx2="http://schemas.microsoft.com/office/drawing/2015/10/21/chartex" xmlns:cx3="http://schemas.microsoft.com/office/drawing/2016/5/9/chartex" xmlns:cx4="http://schemas.microsoft.com/office/drawing/2016/5/10/chartex" xmlns:cx5="http://schemas.microsoft.com/office/drawing/2016/5/11/chartex" xmlns:cx6="http://schemas.microsoft.com/office/drawing/2016/5/12/chartex" xmlns:cx7="http://schemas.microsoft.com/office/drawing/2016/5/13/chartex" xmlns:cx8="http://schemas.microsoft.com/office/drawing/2016/5/14/chartex" xmlns:aink="http://schemas.microsoft.com/office/drawing/2016/ink" xmlns:am3d="http://schemas.microsoft.com/office/drawing/2017/model3d" xmlns:oel="http://schemas.microsoft.com/office/2019/extlst" xmlns:w16cex="http://schemas.microsoft.com/office/word/2018/wordml/cex" xmlns:w16cid="http://schemas.microsoft.com/office/word/2016/wordml/cid" xmlns:w16="http://schemas.microsoft.com/office/word/2018/wordml" xmlns:w16du="http://schemas.microsoft.com/office/word/2023/wordml/word16du" xmlns:w16sdtdh="http://schemas.microsoft.com/office/word/2020/wordml/sdtdatahash" xmlns:w16sdtfl="http://schemas.microsoft.com/office/word/2024/wordml/sdtformatlock" xmlns:w16se="http://schemas.microsoft.com/office/word/2015/wordml/symex" xmlns:cr="http://schemas.microsoft.com/office/comments/2020/reactions" xmlns="http://schemas.microsoft.com/office/tasks/2019/documenttasks" xmlns:dgm="http://schemas.openxmlformats.org/drawingml/2006/diagram" xmlns:lc="http://schemas.openxmlformats.org/drawingml/2006/lockedCanvas" xmlns:c="http://schemas.openxmlformats.org/drawingml/2006/chart" xmlns:pic="http://schemas.openxmlformats.org/drawingml/2006/picture" xmlns:a="http://schemas.openxmlformats.org/drawingml/2006/main" xmlns:sl="http://schemas.openxmlformats.org/schemaLibrary/2006/main">
             <w:drawing>
               <wp:anchor allowOverlap="1" behindDoc="0" distB="0" distT="0" distL="114300" distR="114300" hidden="0" layoutInCell="1" locked="0" relativeHeight="0" simplePos="0">
                 <wp:simplePos x="0" y="0"/>
@@ -20140,13 +20115,7 @@
               <w:rPr>
                 <w:color w:val="000000" w:themeColor="text1"/>
               </w:rPr>
-              <w:t xml:space="preserve"> 2 </w:t>
-            </w:r>
-            <w:r>
-              <w:rPr>
-                <w:color w:val="000000" w:themeColor="text1"/>
-              </w:rPr>
-              <w:t xml:space="preserve">component </w:t>
+              <w:t xml:space="preserve"> 2 component </w:t>
             </w:r>
             <w:proofErr w:type="spellStart"/>
             <w:r>
@@ -25291,7 +25260,7 @@
         <w:noProof/>
         <w:color w:val="000000"/>
       </w:rPr>
-      <w:t>9</w:t>
+      <w:t>3</w:t>
     </w:r>
     <w:r>
       <w:rPr>
